--- a/share/SIH26-A0H-T252_Student_Declaration.docx
+++ b/share/SIH26-A0H-T252_Student_Declaration.docx
@@ -4,29 +4,22 @@
   <w:body>
     <w:p>
       <w:pPr>
-        <w:spacing w:line="240" w:lineRule="auto" w:before="4"/>
+        <w:spacing w:line="240" w:lineRule="auto"/>
+        <w:ind w:left="0" w:right="0" w:firstLine="0"/>
         <w:rPr>
           <w:rFonts w:ascii="Times New Roman"/>
-          <w:sz w:val="17"/>
+          <w:sz w:val="20"/>
         </w:rPr>
       </w:pPr>
       <w:r>
         <w:rPr>
           <w:rFonts w:ascii="Times New Roman"/>
-          <w:sz w:val="17"/>
+          <w:sz w:val="20"/>
         </w:rPr>
         <w:drawing>
-          <wp:anchor distT="0" distB="0" distL="0" distR="0" allowOverlap="1" layoutInCell="1" locked="0" behindDoc="0" simplePos="0" relativeHeight="15728640">
-            <wp:simplePos x="0" y="0"/>
-            <wp:positionH relativeFrom="page">
-              <wp:posOffset>6603</wp:posOffset>
-            </wp:positionH>
-            <wp:positionV relativeFrom="page">
-              <wp:posOffset>38986</wp:posOffset>
-            </wp:positionV>
-            <wp:extent cx="9093200" cy="12654663"/>
+          <wp:inline distT="0" distB="0" distL="0" distR="0">
+            <wp:extent cx="7487199" cy="10217658"/>
             <wp:effectExtent l="0" t="0" r="0" b="0"/>
-            <wp:wrapNone/>
             <wp:docPr id="1" name="Image 1"/>
             <wp:cNvGraphicFramePr>
               <a:graphicFrameLocks/>
@@ -47,7 +40,7 @@
                   <pic:spPr>
                     <a:xfrm>
                       <a:off x="0" y="0"/>
-                      <a:ext cx="9093200" cy="12654663"/>
+                      <a:ext cx="7487199" cy="10217658"/>
                     </a:xfrm>
                     <a:prstGeom prst="rect">
                       <a:avLst/>
@@ -56,14 +49,20 @@
                 </pic:pic>
               </a:graphicData>
             </a:graphic>
-          </wp:anchor>
+          </wp:inline>
         </w:drawing>
+      </w:r>
+      <w:r>
+        <w:rPr>
+          <w:rFonts w:ascii="Times New Roman"/>
+          <w:sz w:val="20"/>
+        </w:rPr>
       </w:r>
     </w:p>
     <w:sectPr>
       <w:type w:val="continuous"/>
-      <w:pgSz w:w="14340" w:h="20000"/>
-      <w:pgMar w:top="2320" w:bottom="280" w:left="2125" w:right="2125"/>
+      <w:pgSz w:w="11910" w:h="16840"/>
+      <w:pgMar w:top="280" w:bottom="0" w:left="0" w:right="0"/>
     </w:sectPr>
   </w:body>
 </w:document>

--- a/share/SIH26-A0H-T252_Student_Declaration.docx
+++ b/share/SIH26-A0H-T252_Student_Declaration.docx
@@ -4,22 +4,29 @@
   <w:body>
     <w:p>
       <w:pPr>
-        <w:spacing w:line="240" w:lineRule="auto"/>
-        <w:ind w:left="0" w:right="0" w:firstLine="0"/>
+        <w:spacing w:line="240" w:lineRule="auto" w:before="4"/>
         <w:rPr>
           <w:rFonts w:ascii="Times New Roman"/>
-          <w:sz w:val="20"/>
+          <w:sz w:val="17"/>
         </w:rPr>
       </w:pPr>
       <w:r>
         <w:rPr>
           <w:rFonts w:ascii="Times New Roman"/>
-          <w:sz w:val="20"/>
+          <w:sz w:val="17"/>
         </w:rPr>
         <w:drawing>
-          <wp:inline distT="0" distB="0" distL="0" distR="0">
-            <wp:extent cx="7487199" cy="10217658"/>
+          <wp:anchor distT="0" distB="0" distL="0" distR="0" allowOverlap="1" layoutInCell="1" locked="0" behindDoc="0" simplePos="0" relativeHeight="15728640">
+            <wp:simplePos x="0" y="0"/>
+            <wp:positionH relativeFrom="page">
+              <wp:posOffset>6603</wp:posOffset>
+            </wp:positionH>
+            <wp:positionV relativeFrom="page">
+              <wp:posOffset>38986</wp:posOffset>
+            </wp:positionV>
+            <wp:extent cx="9093200" cy="12654663"/>
             <wp:effectExtent l="0" t="0" r="0" b="0"/>
+            <wp:wrapNone/>
             <wp:docPr id="1" name="Image 1"/>
             <wp:cNvGraphicFramePr>
               <a:graphicFrameLocks/>
@@ -40,7 +47,7 @@
                   <pic:spPr>
                     <a:xfrm>
                       <a:off x="0" y="0"/>
-                      <a:ext cx="7487199" cy="10217658"/>
+                      <a:ext cx="9093200" cy="12654663"/>
                     </a:xfrm>
                     <a:prstGeom prst="rect">
                       <a:avLst/>
@@ -49,20 +56,14 @@
                 </pic:pic>
               </a:graphicData>
             </a:graphic>
-          </wp:inline>
+          </wp:anchor>
         </w:drawing>
-      </w:r>
-      <w:r>
-        <w:rPr>
-          <w:rFonts w:ascii="Times New Roman"/>
-          <w:sz w:val="20"/>
-        </w:rPr>
       </w:r>
     </w:p>
     <w:sectPr>
       <w:type w:val="continuous"/>
-      <w:pgSz w:w="11910" w:h="16840"/>
-      <w:pgMar w:top="280" w:bottom="0" w:left="0" w:right="0"/>
+      <w:pgSz w:w="14340" w:h="20000"/>
+      <w:pgMar w:top="2320" w:bottom="280" w:left="2125" w:right="2125"/>
     </w:sectPr>
   </w:body>
 </w:document>
